--- a/2026年7月7日_两场预测.docx
+++ b/2026年7月7日_两场预测.docx
@@ -6985,7 +6985,7 @@
                 <w:color w:val="1A1A2E"/>
                 <w:sz w:val="15"/>
               </w:rPr>
-              <w:t>上半场试探(0-0) — 奥亚萨瓦尔58'+亚马尔72' — C罗82'(点)追回</w:t>
+              <w:t>西班牙控球主导/葡萄牙收缩反击 — 奥亚萨瓦尔58'+亚马尔72' — C罗82'(点)追回</w:t>
             </w:r>
           </w:p>
         </w:tc>
